--- a/Iran_POI/Report/Iran_POI_Report.docx
+++ b/Iran_POI/Report/Iran_POI_Report.docx
@@ -23,9 +23,6 @@
     <w:p>
       <w:pPr>
         <w:jc w:val="center"/>
-        <w:pBdr>
-          <w:bottom w:val="single" w:sz="10" w:space="4" w:color="0F4C5C"/>
-        </w:pBdr>
       </w:pPr>
       <w:r>
         <w:rPr>
@@ -35,7 +32,7 @@
           <w:sz w:val="48"/>
           <w:rtl/>
         </w:rPr>
-        <w:t>ברשת X (Twitter)</w:t>
+        <w:t>ברשת X</w:t>
       </w:r>
     </w:p>
     <w:p>
@@ -50,7 +47,7 @@
           <w:sz w:val="28"/>
           <w:rtl/>
         </w:rPr>
-        <w:t>באמצעות למידה מונחית ולמידה אקטיבית (Active Learning)</w:t>
+        <w:t>באמצעות למידה מונחית ולמידה אקטיבית</w:t>
       </w:r>
     </w:p>
     <w:p/>
@@ -120,9 +117,6 @@
         <w:pStyle w:val="Heading1"/>
         <w:bidi/>
         <w:jc w:val="right"/>
-        <w:pBdr>
-          <w:bottom w:val="single" w:sz="10" w:space="4" w:color="0F4C5C"/>
-        </w:pBdr>
       </w:pPr>
       <w:r>
         <w:rPr>
@@ -263,9 +257,6 @@
         <w:pStyle w:val="Heading1"/>
         <w:bidi/>
         <w:jc w:val="right"/>
-        <w:pBdr>
-          <w:bottom w:val="single" w:sz="10" w:space="4" w:color="0F4C5C"/>
-        </w:pBdr>
       </w:pPr>
       <w:r>
         <w:rPr>
@@ -406,7 +397,7 @@
         <w:bidi/>
       </w:pPr>
       <w:r>
-        <w:t>כדי לתעד באופן פורמלי את תהליך קבלת ההחלטות בתיוג הידני, בנינו שלושה תרשימי זרימה — אחד לכל משימת סיווג. כל תרשים מתאר את רצף השאלות (צומת-אחר-צומת) שלפיו הוכרע כל משתמש, כאשר כל עלה מוביל לאחד מהערכים 1/0/2. אותם תרשימים בדיוק שימשו גם כפרומפט למודל השפה בשלב 8-B, כך שהמסווג המאומן וה-LLM הוערכו על פי אותה לוגיקת החלטה. הקובץ המלא: user_labeling_decision_flows.pptx.</w:t>
+        <w:t>כדי לתעד באופן פורמלי את תהליך קבלת ההחלטות בתיוג הידני, בנינו שלושה תרשימי זרימה, אחד לכל משימת סיווג. כל תרשים מתאר את רצף השאלות שלפיו הוכרע כל משתמש, כאשר כל עלה מוביל לאחת התוויות. אותם תרשימים שימשו גם כהנחיה למודל השפה בשלב 8-B, כך שהמסווג המאומן ומודל השפה הוערכו לפי אותה לוגיקה. הקובץ המלא: user_labeling_decision_flows.pptx.</w:t>
       </w:r>
     </w:p>
     <w:p>
@@ -458,7 +449,7 @@
           <w:i/>
           <w:sz w:val="18"/>
         </w:rPr>
-        <w:t>תרשים 1 — target_population (שיוך לאוכלוסיית היעד): (1) פרופיל מושהה/ריק/מוגן ללא מידע → unknown. (2) אחרת, אם הביו, שם התצוגה או שם-המשתמש מזכירים Iran / Iranian / Persian / Persia או עיר איראנית → Target. (3) אחרת, אם שדה המיקום מצביע על עיר איראנית → Target. (4) אחרת, אם ציוצים אישיים מעידים שהאדם איראני → Target. (5) אחרת — אם קיימת זהות לא-איראנית ברורה → Not Target, ואם לא → Unknown.</w:t>
+        <w:t>תרשים 1, המשימה target_population: כך נקבע אם המשתמש שייך לאוכלוסיית היעד. אם הפרופיל מושהה, ריק או מוגן וללא מידע, הוא מסומן unknown. אם הביו, שם התצוגה או שם המשתמש מזכירים איראן, פרסית או עיר איראנית, הוא מסומן Target. אם שדה המיקום מצביע על עיר איראנית, גם אז Target. אם ציוצים אישיים מעידים שהאדם איראני, שוב Target. אחרת, כאשר קיימת זהות ברורה שאינה איראנית הוא מסומן Not Target, ובכל מקרה אחר נותר Unknown.</w:t>
       </w:r>
     </w:p>
     <w:p>
@@ -510,7 +501,7 @@
           <w:i/>
           <w:sz w:val="18"/>
         </w:rPr>
-        <w:t>תרשים 2 — locals_vs_diaspora (מקומי מול תפוצות; רלוונטי רק כאשר target=1): (1) שדה המיקום מציג עיר איראנית → Local. (2) אחרת, שדה המיקום מציג עיר מחוץ לאיראן → diaspora. (3) אחרת, אם הביו/שם התצוגה מרמזים על תפוצה → diaspora. (4) אחרת, אם ציוצים אחרונים ממקמים בבירור את המשתמש בתוך איראן → local. (5) אחרת, אם ציוצים אחרונים ממקמים אותו בבירור מחוץ לאיראן → diaspora, ואם לא → Unknown.</w:t>
+        <w:t>תרשים 2, המשימה locals_vs_diaspora: ההבחנה בין מקומי לתפוצות, רלוונטית רק כאשר המשתמש שייך ליעד. אם שדה המיקום מציג עיר איראנית, הוא מסומן Local. אם הוא מציג עיר מחוץ לאיראן, הוא מסומן diaspora. אחרת, אם הביו או שם התצוגה מרמזים על תפוצה, הוא diaspora. אם עדיין לא הוכרע, ציוצים אחרונים שממקמים אותו בתוך איראן קובעים local, וכאלה שממקמים אותו מחוץ לאיראן קובעים diaspora. בהיעדר סימן ברור הוא נותר Unknown.</w:t>
       </w:r>
     </w:p>
     <w:p>
@@ -562,7 +553,7 @@
           <w:i/>
           <w:sz w:val="18"/>
         </w:rPr>
-        <w:t>תרשים 3 — person_vs_organization (אדם מול ארגון): (1) פרופיל מושהה/ריק/פרטי → Unknown. (2) אחרת, אם שם התצוגה/שם-המשתמש מעידים בבירור על ארגון → organization. (3) אחרת, אם הביו מתאר מוסד → organization. (4) אחרת, אם תמונת הפרופיל היא לוגו/סמל-מותג/דמות לא-אנושית וגם הציוצים כתובים בקול מוסדי/רבים → organization. (5) אחרת, אם יש ראיה ברורה לאדם יחיד → Person, ואם לא → Unknown.</w:t>
+        <w:t>תרשים 3, המשימה person_vs_organization: ההבחנה בין חשבון של אדם לחשבון של ארגון. אם הפרופיל מושהה, ריק או פרטי, הסיווג הוא Unknown. אם שם התצוגה או שם המשתמש מעידים בבירור על ארגון, הוא מסומן organization. אחרת, אם הביו מתאר מוסד, שוב organization. אם עדיין לא, כאשר תמונת הפרופיל היא לוגו או סמל והציוצים כתובים בקול מוסדי או בלשון רבים, הוא organization. לבסוף, אם יש ראיה ברורה לאדם יחיד הוא מסומן Person, ואחרת נותר Unknown.</w:t>
       </w:r>
     </w:p>
     <w:p>
@@ -693,7 +684,7 @@
           <w:sz w:val="22"/>
           <w:rtl/>
         </w:rPr>
-        <w:t>בכל איטרציה, המודל הטוב ביותר חוזה על המשתמשים שטרם תויגו, ונבחרים 100 המשתמשים בעלי חוסר-הוודאות הגבוה ביותר (uncertainty sampling) לתיוג ידני נוסף. הדאטה המתויג גדל מ-100 ל-640 משתמשים לאורך שבע איטרציות. התהליך נעצר כאשר לא נרשם שיפור מדיד (Δ&lt;0.5%) או כשהמודל הפך 'בטוח מדי'</w:t>
+        <w:t>בכל איטרציה, המודל הטוב ביותר חוזה על המשתמשים שטרם תויגו, ונבחרים 100 המשתמשים בעלי חוסר-הוודאות הגבוה ביותר לתיוג ידני נוסף. הדאטה המתויג גדל מ-100 ל-640 משתמשים לאורך שבע איטרציות. התהליך נעצר כאשר לא נרשם שיפור מדיד (Δ&lt;0.5%) או כשהמודל הפך 'בטוח מדי'</w:t>
       </w:r>
     </w:p>
     <w:p>
@@ -734,9 +725,6 @@
         <w:pStyle w:val="Heading1"/>
         <w:bidi/>
         <w:jc w:val="right"/>
-        <w:pBdr>
-          <w:bottom w:val="single" w:sz="10" w:space="4" w:color="0F4C5C"/>
-        </w:pBdr>
       </w:pPr>
       <w:r>
         <w:rPr>
@@ -2183,6 +2171,470 @@
     </w:tbl>
     <w:p>
       <w:pPr>
+        <w:bidi/>
+      </w:pPr>
+      <w:r>
+        <w:t>התפלגות המחלקות בתיוג הידני (100 משתמשים, שלב 3):</w:t>
+      </w:r>
+    </w:p>
+    <w:p>
+      <w:pPr>
+        <w:bidi/>
+      </w:pPr>
+      <w:r>
+        <w:rPr>
+          <w:b/>
+          <w:sz w:val="20"/>
+        </w:rPr>
+        <w:t>target_population</w:t>
+      </w:r>
+    </w:p>
+    <w:tbl>
+      <w:tblPr>
+        <w:tblStyle w:val="TableGrid"/>
+        <w:tblW w:type="auto" w:w="0"/>
+        <w:tblLook w:firstColumn="1" w:firstRow="1" w:lastColumn="0" w:lastRow="0" w:noHBand="0" w:noVBand="1" w:val="04A0"/>
+      </w:tblPr>
+      <w:tblGrid>
+        <w:gridCol w:w="2880"/>
+        <w:gridCol w:w="2880"/>
+        <w:gridCol w:w="2880"/>
+      </w:tblGrid>
+      <w:tr>
+        <w:tc>
+          <w:tcPr>
+            <w:tcW w:type="dxa" w:w="2880"/>
+          </w:tcPr>
+          <w:p>
+            <w:r>
+              <w:t>class</w:t>
+            </w:r>
+          </w:p>
+        </w:tc>
+        <w:tc>
+          <w:tcPr>
+            <w:tcW w:type="dxa" w:w="2880"/>
+          </w:tcPr>
+          <w:p>
+            <w:r>
+              <w:t>count</w:t>
+            </w:r>
+          </w:p>
+        </w:tc>
+        <w:tc>
+          <w:tcPr>
+            <w:tcW w:type="dxa" w:w="2880"/>
+          </w:tcPr>
+          <w:p>
+            <w:r>
+              <w:t>percentage</w:t>
+            </w:r>
+          </w:p>
+        </w:tc>
+      </w:tr>
+      <w:tr>
+        <w:tc>
+          <w:tcPr>
+            <w:tcW w:type="dxa" w:w="2880"/>
+          </w:tcPr>
+          <w:p>
+            <w:r>
+              <w:t>target</w:t>
+            </w:r>
+          </w:p>
+        </w:tc>
+        <w:tc>
+          <w:tcPr>
+            <w:tcW w:type="dxa" w:w="2880"/>
+          </w:tcPr>
+          <w:p>
+            <w:r>
+              <w:t>13</w:t>
+            </w:r>
+          </w:p>
+        </w:tc>
+        <w:tc>
+          <w:tcPr>
+            <w:tcW w:type="dxa" w:w="2880"/>
+          </w:tcPr>
+          <w:p>
+            <w:r>
+              <w:t>13%</w:t>
+            </w:r>
+          </w:p>
+        </w:tc>
+      </w:tr>
+      <w:tr>
+        <w:tc>
+          <w:tcPr>
+            <w:tcW w:type="dxa" w:w="2880"/>
+          </w:tcPr>
+          <w:p>
+            <w:r>
+              <w:t>non_target</w:t>
+            </w:r>
+          </w:p>
+        </w:tc>
+        <w:tc>
+          <w:tcPr>
+            <w:tcW w:type="dxa" w:w="2880"/>
+          </w:tcPr>
+          <w:p>
+            <w:r>
+              <w:t>50</w:t>
+            </w:r>
+          </w:p>
+        </w:tc>
+        <w:tc>
+          <w:tcPr>
+            <w:tcW w:type="dxa" w:w="2880"/>
+          </w:tcPr>
+          <w:p>
+            <w:r>
+              <w:t>50%</w:t>
+            </w:r>
+          </w:p>
+        </w:tc>
+      </w:tr>
+      <w:tr>
+        <w:tc>
+          <w:tcPr>
+            <w:tcW w:type="dxa" w:w="2880"/>
+          </w:tcPr>
+          <w:p>
+            <w:r>
+              <w:t>unknown</w:t>
+            </w:r>
+          </w:p>
+        </w:tc>
+        <w:tc>
+          <w:tcPr>
+            <w:tcW w:type="dxa" w:w="2880"/>
+          </w:tcPr>
+          <w:p>
+            <w:r>
+              <w:t>37</w:t>
+            </w:r>
+          </w:p>
+        </w:tc>
+        <w:tc>
+          <w:tcPr>
+            <w:tcW w:type="dxa" w:w="2880"/>
+          </w:tcPr>
+          <w:p>
+            <w:r>
+              <w:t>37%</w:t>
+            </w:r>
+          </w:p>
+        </w:tc>
+      </w:tr>
+    </w:tbl>
+    <w:p>
+      <w:pPr>
+        <w:bidi/>
+      </w:pPr>
+      <w:r>
+        <w:rPr>
+          <w:b/>
+          <w:sz w:val="20"/>
+        </w:rPr>
+        <w:t>locals_vs_diaspora</w:t>
+      </w:r>
+    </w:p>
+    <w:tbl>
+      <w:tblPr>
+        <w:tblStyle w:val="TableGrid"/>
+        <w:tblW w:type="auto" w:w="0"/>
+        <w:tblLook w:firstColumn="1" w:firstRow="1" w:lastColumn="0" w:lastRow="0" w:noHBand="0" w:noVBand="1" w:val="04A0"/>
+      </w:tblPr>
+      <w:tblGrid>
+        <w:gridCol w:w="2880"/>
+        <w:gridCol w:w="2880"/>
+        <w:gridCol w:w="2880"/>
+      </w:tblGrid>
+      <w:tr>
+        <w:tc>
+          <w:tcPr>
+            <w:tcW w:type="dxa" w:w="2880"/>
+          </w:tcPr>
+          <w:p>
+            <w:r>
+              <w:t>class</w:t>
+            </w:r>
+          </w:p>
+        </w:tc>
+        <w:tc>
+          <w:tcPr>
+            <w:tcW w:type="dxa" w:w="2880"/>
+          </w:tcPr>
+          <w:p>
+            <w:r>
+              <w:t>count</w:t>
+            </w:r>
+          </w:p>
+        </w:tc>
+        <w:tc>
+          <w:tcPr>
+            <w:tcW w:type="dxa" w:w="2880"/>
+          </w:tcPr>
+          <w:p>
+            <w:r>
+              <w:t>percentage</w:t>
+            </w:r>
+          </w:p>
+        </w:tc>
+      </w:tr>
+      <w:tr>
+        <w:tc>
+          <w:tcPr>
+            <w:tcW w:type="dxa" w:w="2880"/>
+          </w:tcPr>
+          <w:p>
+            <w:r>
+              <w:t>local</w:t>
+            </w:r>
+          </w:p>
+        </w:tc>
+        <w:tc>
+          <w:tcPr>
+            <w:tcW w:type="dxa" w:w="2880"/>
+          </w:tcPr>
+          <w:p>
+            <w:r>
+              <w:t>6</w:t>
+            </w:r>
+          </w:p>
+        </w:tc>
+        <w:tc>
+          <w:tcPr>
+            <w:tcW w:type="dxa" w:w="2880"/>
+          </w:tcPr>
+          <w:p>
+            <w:r>
+              <w:t>6%</w:t>
+            </w:r>
+          </w:p>
+        </w:tc>
+      </w:tr>
+      <w:tr>
+        <w:tc>
+          <w:tcPr>
+            <w:tcW w:type="dxa" w:w="2880"/>
+          </w:tcPr>
+          <w:p>
+            <w:r>
+              <w:t>diaspora</w:t>
+            </w:r>
+          </w:p>
+        </w:tc>
+        <w:tc>
+          <w:tcPr>
+            <w:tcW w:type="dxa" w:w="2880"/>
+          </w:tcPr>
+          <w:p>
+            <w:r>
+              <w:t>2</w:t>
+            </w:r>
+          </w:p>
+        </w:tc>
+        <w:tc>
+          <w:tcPr>
+            <w:tcW w:type="dxa" w:w="2880"/>
+          </w:tcPr>
+          <w:p>
+            <w:r>
+              <w:t>2%</w:t>
+            </w:r>
+          </w:p>
+        </w:tc>
+      </w:tr>
+      <w:tr>
+        <w:tc>
+          <w:tcPr>
+            <w:tcW w:type="dxa" w:w="2880"/>
+          </w:tcPr>
+          <w:p>
+            <w:r>
+              <w:t>unknown</w:t>
+            </w:r>
+          </w:p>
+        </w:tc>
+        <w:tc>
+          <w:tcPr>
+            <w:tcW w:type="dxa" w:w="2880"/>
+          </w:tcPr>
+          <w:p>
+            <w:r>
+              <w:t>92</w:t>
+            </w:r>
+          </w:p>
+        </w:tc>
+        <w:tc>
+          <w:tcPr>
+            <w:tcW w:type="dxa" w:w="2880"/>
+          </w:tcPr>
+          <w:p>
+            <w:r>
+              <w:t>92%</w:t>
+            </w:r>
+          </w:p>
+        </w:tc>
+      </w:tr>
+    </w:tbl>
+    <w:p>
+      <w:pPr>
+        <w:bidi/>
+      </w:pPr>
+      <w:r>
+        <w:rPr>
+          <w:b/>
+          <w:sz w:val="20"/>
+        </w:rPr>
+        <w:t>person_vs_organization</w:t>
+      </w:r>
+    </w:p>
+    <w:tbl>
+      <w:tblPr>
+        <w:tblStyle w:val="TableGrid"/>
+        <w:tblW w:type="auto" w:w="0"/>
+        <w:tblLook w:firstColumn="1" w:firstRow="1" w:lastColumn="0" w:lastRow="0" w:noHBand="0" w:noVBand="1" w:val="04A0"/>
+      </w:tblPr>
+      <w:tblGrid>
+        <w:gridCol w:w="2880"/>
+        <w:gridCol w:w="2880"/>
+        <w:gridCol w:w="2880"/>
+      </w:tblGrid>
+      <w:tr>
+        <w:tc>
+          <w:tcPr>
+            <w:tcW w:type="dxa" w:w="2880"/>
+          </w:tcPr>
+          <w:p>
+            <w:r>
+              <w:t>class</w:t>
+            </w:r>
+          </w:p>
+        </w:tc>
+        <w:tc>
+          <w:tcPr>
+            <w:tcW w:type="dxa" w:w="2880"/>
+          </w:tcPr>
+          <w:p>
+            <w:r>
+              <w:t>count</w:t>
+            </w:r>
+          </w:p>
+        </w:tc>
+        <w:tc>
+          <w:tcPr>
+            <w:tcW w:type="dxa" w:w="2880"/>
+          </w:tcPr>
+          <w:p>
+            <w:r>
+              <w:t>percentage</w:t>
+            </w:r>
+          </w:p>
+        </w:tc>
+      </w:tr>
+      <w:tr>
+        <w:tc>
+          <w:tcPr>
+            <w:tcW w:type="dxa" w:w="2880"/>
+          </w:tcPr>
+          <w:p>
+            <w:r>
+              <w:t>person</w:t>
+            </w:r>
+          </w:p>
+        </w:tc>
+        <w:tc>
+          <w:tcPr>
+            <w:tcW w:type="dxa" w:w="2880"/>
+          </w:tcPr>
+          <w:p>
+            <w:r>
+              <w:t>48</w:t>
+            </w:r>
+          </w:p>
+        </w:tc>
+        <w:tc>
+          <w:tcPr>
+            <w:tcW w:type="dxa" w:w="2880"/>
+          </w:tcPr>
+          <w:p>
+            <w:r>
+              <w:t>48%</w:t>
+            </w:r>
+          </w:p>
+        </w:tc>
+      </w:tr>
+      <w:tr>
+        <w:tc>
+          <w:tcPr>
+            <w:tcW w:type="dxa" w:w="2880"/>
+          </w:tcPr>
+          <w:p>
+            <w:r>
+              <w:t>organization</w:t>
+            </w:r>
+          </w:p>
+        </w:tc>
+        <w:tc>
+          <w:tcPr>
+            <w:tcW w:type="dxa" w:w="2880"/>
+          </w:tcPr>
+          <w:p>
+            <w:r>
+              <w:t>19</w:t>
+            </w:r>
+          </w:p>
+        </w:tc>
+        <w:tc>
+          <w:tcPr>
+            <w:tcW w:type="dxa" w:w="2880"/>
+          </w:tcPr>
+          <w:p>
+            <w:r>
+              <w:t>19%</w:t>
+            </w:r>
+          </w:p>
+        </w:tc>
+      </w:tr>
+      <w:tr>
+        <w:tc>
+          <w:tcPr>
+            <w:tcW w:type="dxa" w:w="2880"/>
+          </w:tcPr>
+          <w:p>
+            <w:r>
+              <w:t>unknown</w:t>
+            </w:r>
+          </w:p>
+        </w:tc>
+        <w:tc>
+          <w:tcPr>
+            <w:tcW w:type="dxa" w:w="2880"/>
+          </w:tcPr>
+          <w:p>
+            <w:r>
+              <w:t>33</w:t>
+            </w:r>
+          </w:p>
+        </w:tc>
+        <w:tc>
+          <w:tcPr>
+            <w:tcW w:type="dxa" w:w="2880"/>
+          </w:tcPr>
+          <w:p>
+            <w:r>
+              <w:t>33%</w:t>
+            </w:r>
+          </w:p>
+        </w:tc>
+      </w:tr>
+    </w:tbl>
+    <w:p>
+      <w:pPr>
         <w:pStyle w:val="Heading2"/>
         <w:bidi/>
         <w:jc w:val="right"/>
@@ -3082,7 +3534,7 @@
         <w:bidi/>
       </w:pPr>
       <w:r>
-        <w:t>שיפור שלב 6 - העשרת הפיצ'רים לאורך כל האיטרציות: כאשר מזריקים את פיצ'רי ההעשרה הספציפיים-לאיראן לכל איטרציה (K-Fold), ה-Accuracy של המודל המנצח על המשימה המרכזית (target_population, 2-מחלקות) מפסיק לרדת ונשאר גבוה (0.92→0.84) - בעוד הפיצ'רים הבסיסיים צונחים (0.90→0.73) ככל שהלמידה האקטיבית מוסיפה משתמשים קשים יותר. גם ה-AUC המועשר יציב-גבוה (~0.89-0.94) מול בסיס יורד (0.76). כלומר: מקור ה'ירידה' בגרף המקורי היה עוני-הפיצ'רים, לא נסיגה של המודל.</w:t>
+        <w:t>שיפור שלב 6 - העשרת הפיצ'רים לאורך כל האיטרציות: כאשר מזריקים את פיצ'רי ההעשרה הספציפיים-לאיראן לכל איטרציה (K-Fold), ה-Accuracy של המודל המנצח על המשימה המרכזית (target_population, 2-מחלקות) מפסיק לרדת ונשאר גבוה (מ-0.92 ל-0.84) - בעוד הפיצ'רים הבסיסיים צונחים (מ-0.90 ל-0.73) ככל שהלמידה האקטיבית מוסיפה משתמשים קשים יותר. גם ה-AUC המועשר יציב-גבוה (~0.89-0.94) מול בסיס יורד (0.76). כלומר: מקור ה'ירידה' בגרף המקורי היה עוני-הפיצ'רים, לא נסיגה של המודל.</w:t>
       </w:r>
     </w:p>
     <w:tbl>
@@ -3709,6 +4161,687 @@
     </w:p>
     <w:p>
       <w:pPr>
+        <w:bidi/>
+      </w:pPr>
+      <w:r>
+        <w:t>טבלת סיכום ביצועים לפי איטרציה (ממוצע על פני כל המסווגים):</w:t>
+      </w:r>
+    </w:p>
+    <w:tbl>
+      <w:tblPr>
+        <w:tblStyle w:val="TableGrid"/>
+        <w:tblW w:type="auto" w:w="0"/>
+        <w:tblLook w:firstColumn="1" w:firstRow="1" w:lastColumn="0" w:lastRow="0" w:noHBand="0" w:noVBand="1" w:val="04A0"/>
+      </w:tblPr>
+      <w:tblGrid>
+        <w:gridCol w:w="2160"/>
+        <w:gridCol w:w="2160"/>
+        <w:gridCol w:w="2160"/>
+        <w:gridCol w:w="2160"/>
+      </w:tblGrid>
+      <w:tr>
+        <w:tc>
+          <w:tcPr>
+            <w:tcW w:type="dxa" w:w="2160"/>
+          </w:tcPr>
+          <w:p>
+            <w:r>
+              <w:t>איטרציה</w:t>
+            </w:r>
+          </w:p>
+        </w:tc>
+        <w:tc>
+          <w:tcPr>
+            <w:tcW w:type="dxa" w:w="2160"/>
+          </w:tcPr>
+          <w:p>
+            <w:r>
+              <w:t>מתויגים</w:t>
+            </w:r>
+          </w:p>
+        </w:tc>
+        <w:tc>
+          <w:tcPr>
+            <w:tcW w:type="dxa" w:w="2160"/>
+          </w:tcPr>
+          <w:p>
+            <w:r>
+              <w:t>Accuracy ממוצע</w:t>
+            </w:r>
+          </w:p>
+        </w:tc>
+        <w:tc>
+          <w:tcPr>
+            <w:tcW w:type="dxa" w:w="2160"/>
+          </w:tcPr>
+          <w:p>
+            <w:r>
+              <w:t>AUC ממוצע</w:t>
+            </w:r>
+          </w:p>
+        </w:tc>
+      </w:tr>
+      <w:tr>
+        <w:tc>
+          <w:tcPr>
+            <w:tcW w:type="dxa" w:w="2160"/>
+          </w:tcPr>
+          <w:p>
+            <w:r>
+              <w:t>1</w:t>
+            </w:r>
+          </w:p>
+        </w:tc>
+        <w:tc>
+          <w:tcPr>
+            <w:tcW w:type="dxa" w:w="2160"/>
+          </w:tcPr>
+          <w:p>
+            <w:r>
+              <w:t>100</w:t>
+            </w:r>
+          </w:p>
+        </w:tc>
+        <w:tc>
+          <w:tcPr>
+            <w:tcW w:type="dxa" w:w="2160"/>
+          </w:tcPr>
+          <w:p>
+            <w:r>
+              <w:t>0.629</w:t>
+            </w:r>
+          </w:p>
+        </w:tc>
+        <w:tc>
+          <w:tcPr>
+            <w:tcW w:type="dxa" w:w="2160"/>
+          </w:tcPr>
+          <w:p>
+            <w:r>
+              <w:t>0.485</w:t>
+            </w:r>
+          </w:p>
+        </w:tc>
+      </w:tr>
+      <w:tr>
+        <w:tc>
+          <w:tcPr>
+            <w:tcW w:type="dxa" w:w="2160"/>
+          </w:tcPr>
+          <w:p>
+            <w:r>
+              <w:t>2</w:t>
+            </w:r>
+          </w:p>
+        </w:tc>
+        <w:tc>
+          <w:tcPr>
+            <w:tcW w:type="dxa" w:w="2160"/>
+          </w:tcPr>
+          <w:p>
+            <w:r>
+              <w:t>200</w:t>
+            </w:r>
+          </w:p>
+        </w:tc>
+        <w:tc>
+          <w:tcPr>
+            <w:tcW w:type="dxa" w:w="2160"/>
+          </w:tcPr>
+          <w:p>
+            <w:r>
+              <w:t>0.636</w:t>
+            </w:r>
+          </w:p>
+        </w:tc>
+        <w:tc>
+          <w:tcPr>
+            <w:tcW w:type="dxa" w:w="2160"/>
+          </w:tcPr>
+          <w:p>
+            <w:r>
+              <w:t>0.509</w:t>
+            </w:r>
+          </w:p>
+        </w:tc>
+      </w:tr>
+      <w:tr>
+        <w:tc>
+          <w:tcPr>
+            <w:tcW w:type="dxa" w:w="2160"/>
+          </w:tcPr>
+          <w:p>
+            <w:r>
+              <w:t>3</w:t>
+            </w:r>
+          </w:p>
+        </w:tc>
+        <w:tc>
+          <w:tcPr>
+            <w:tcW w:type="dxa" w:w="2160"/>
+          </w:tcPr>
+          <w:p>
+            <w:r>
+              <w:t>300</w:t>
+            </w:r>
+          </w:p>
+        </w:tc>
+        <w:tc>
+          <w:tcPr>
+            <w:tcW w:type="dxa" w:w="2160"/>
+          </w:tcPr>
+          <w:p>
+            <w:r>
+              <w:t>0.590</w:t>
+            </w:r>
+          </w:p>
+        </w:tc>
+        <w:tc>
+          <w:tcPr>
+            <w:tcW w:type="dxa" w:w="2160"/>
+          </w:tcPr>
+          <w:p>
+            <w:r>
+              <w:t>0.533</w:t>
+            </w:r>
+          </w:p>
+        </w:tc>
+      </w:tr>
+      <w:tr>
+        <w:tc>
+          <w:tcPr>
+            <w:tcW w:type="dxa" w:w="2160"/>
+          </w:tcPr>
+          <w:p>
+            <w:r>
+              <w:t>4</w:t>
+            </w:r>
+          </w:p>
+        </w:tc>
+        <w:tc>
+          <w:tcPr>
+            <w:tcW w:type="dxa" w:w="2160"/>
+          </w:tcPr>
+          <w:p>
+            <w:r>
+              <w:t>400</w:t>
+            </w:r>
+          </w:p>
+        </w:tc>
+        <w:tc>
+          <w:tcPr>
+            <w:tcW w:type="dxa" w:w="2160"/>
+          </w:tcPr>
+          <w:p>
+            <w:r>
+              <w:t>0.570</w:t>
+            </w:r>
+          </w:p>
+        </w:tc>
+        <w:tc>
+          <w:tcPr>
+            <w:tcW w:type="dxa" w:w="2160"/>
+          </w:tcPr>
+          <w:p>
+            <w:r>
+              <w:t>0.539</w:t>
+            </w:r>
+          </w:p>
+        </w:tc>
+      </w:tr>
+      <w:tr>
+        <w:tc>
+          <w:tcPr>
+            <w:tcW w:type="dxa" w:w="2160"/>
+          </w:tcPr>
+          <w:p>
+            <w:r>
+              <w:t>5</w:t>
+            </w:r>
+          </w:p>
+        </w:tc>
+        <w:tc>
+          <w:tcPr>
+            <w:tcW w:type="dxa" w:w="2160"/>
+          </w:tcPr>
+          <w:p>
+            <w:r>
+              <w:t>500</w:t>
+            </w:r>
+          </w:p>
+        </w:tc>
+        <w:tc>
+          <w:tcPr>
+            <w:tcW w:type="dxa" w:w="2160"/>
+          </w:tcPr>
+          <w:p>
+            <w:r>
+              <w:t>0.577</w:t>
+            </w:r>
+          </w:p>
+        </w:tc>
+        <w:tc>
+          <w:tcPr>
+            <w:tcW w:type="dxa" w:w="2160"/>
+          </w:tcPr>
+          <w:p>
+            <w:r>
+              <w:t>0.549</w:t>
+            </w:r>
+          </w:p>
+        </w:tc>
+      </w:tr>
+      <w:tr>
+        <w:tc>
+          <w:tcPr>
+            <w:tcW w:type="dxa" w:w="2160"/>
+          </w:tcPr>
+          <w:p>
+            <w:r>
+              <w:t>6</w:t>
+            </w:r>
+          </w:p>
+        </w:tc>
+        <w:tc>
+          <w:tcPr>
+            <w:tcW w:type="dxa" w:w="2160"/>
+          </w:tcPr>
+          <w:p>
+            <w:r>
+              <w:t>600</w:t>
+            </w:r>
+          </w:p>
+        </w:tc>
+        <w:tc>
+          <w:tcPr>
+            <w:tcW w:type="dxa" w:w="2160"/>
+          </w:tcPr>
+          <w:p>
+            <w:r>
+              <w:t>0.584</w:t>
+            </w:r>
+          </w:p>
+        </w:tc>
+        <w:tc>
+          <w:tcPr>
+            <w:tcW w:type="dxa" w:w="2160"/>
+          </w:tcPr>
+          <w:p>
+            <w:r>
+              <w:t>0.567</w:t>
+            </w:r>
+          </w:p>
+        </w:tc>
+      </w:tr>
+      <w:tr>
+        <w:tc>
+          <w:tcPr>
+            <w:tcW w:type="dxa" w:w="2160"/>
+          </w:tcPr>
+          <w:p>
+            <w:r>
+              <w:t>7</w:t>
+            </w:r>
+          </w:p>
+        </w:tc>
+        <w:tc>
+          <w:tcPr>
+            <w:tcW w:type="dxa" w:w="2160"/>
+          </w:tcPr>
+          <w:p>
+            <w:r>
+              <w:t>640</w:t>
+            </w:r>
+          </w:p>
+        </w:tc>
+        <w:tc>
+          <w:tcPr>
+            <w:tcW w:type="dxa" w:w="2160"/>
+          </w:tcPr>
+          <w:p>
+            <w:r>
+              <w:t>0.577</w:t>
+            </w:r>
+          </w:p>
+        </w:tc>
+        <w:tc>
+          <w:tcPr>
+            <w:tcW w:type="dxa" w:w="2160"/>
+          </w:tcPr>
+          <w:p>
+            <w:r>
+              <w:t>0.573</w:t>
+            </w:r>
+          </w:p>
+        </w:tc>
+      </w:tr>
+    </w:tbl>
+    <w:p>
+      <w:pPr>
+        <w:jc w:val="center"/>
+      </w:pPr>
+      <w:r>
+        <w:drawing>
+          <wp:inline xmlns:a="http://schemas.openxmlformats.org/drawingml/2006/main" xmlns:pic="http://schemas.openxmlformats.org/drawingml/2006/picture">
+            <wp:extent cx="5669280" cy="2976372"/>
+            <wp:docPr id="14" name="Picture 14"/>
+            <wp:cNvGraphicFramePr>
+              <a:graphicFrameLocks noChangeAspect="1"/>
+            </wp:cNvGraphicFramePr>
+            <a:graphic>
+              <a:graphicData uri="http://schemas.openxmlformats.org/drawingml/2006/picture">
+                <pic:pic>
+                  <pic:nvPicPr>
+                    <pic:cNvPr id="0" name="plot_accuracy_by_iteration.png"/>
+                    <pic:cNvPicPr/>
+                  </pic:nvPicPr>
+                  <pic:blipFill>
+                    <a:blip r:embed="rId22"/>
+                    <a:stretch>
+                      <a:fillRect/>
+                    </a:stretch>
+                  </pic:blipFill>
+                  <pic:spPr>
+                    <a:xfrm>
+                      <a:off x="0" y="0"/>
+                      <a:ext cx="5669280" cy="2976372"/>
+                    </a:xfrm>
+                    <a:prstGeom prst="rect"/>
+                  </pic:spPr>
+                </pic:pic>
+              </a:graphicData>
+            </a:graphic>
+          </wp:inline>
+        </w:drawing>
+      </w:r>
+    </w:p>
+    <w:p>
+      <w:pPr>
+        <w:bidi/>
+        <w:jc w:val="center"/>
+      </w:pPr>
+      <w:r>
+        <w:rPr>
+          <w:i/>
+          <w:sz w:val="18"/>
+        </w:rPr>
+        <w:t>גרף Accuracy ממוצע לפי איטרציה, על פני כל המסווגים (שלב 6).</w:t>
+      </w:r>
+    </w:p>
+    <w:p>
+      <w:pPr>
+        <w:jc w:val="center"/>
+      </w:pPr>
+      <w:r>
+        <w:drawing>
+          <wp:inline xmlns:a="http://schemas.openxmlformats.org/drawingml/2006/main" xmlns:pic="http://schemas.openxmlformats.org/drawingml/2006/picture">
+            <wp:extent cx="5669280" cy="3149600"/>
+            <wp:docPr id="15" name="Picture 15"/>
+            <wp:cNvGraphicFramePr>
+              <a:graphicFrameLocks noChangeAspect="1"/>
+            </wp:cNvGraphicFramePr>
+            <a:graphic>
+              <a:graphicData uri="http://schemas.openxmlformats.org/drawingml/2006/picture">
+                <pic:pic>
+                  <pic:nvPicPr>
+                    <pic:cNvPr id="0" name="stopping_criteria_confidence_histogram.png"/>
+                    <pic:cNvPicPr/>
+                  </pic:nvPicPr>
+                  <pic:blipFill>
+                    <a:blip r:embed="rId23"/>
+                    <a:stretch>
+                      <a:fillRect/>
+                    </a:stretch>
+                  </pic:blipFill>
+                  <pic:spPr>
+                    <a:xfrm>
+                      <a:off x="0" y="0"/>
+                      <a:ext cx="5669280" cy="3149600"/>
+                    </a:xfrm>
+                    <a:prstGeom prst="rect"/>
+                  </pic:spPr>
+                </pic:pic>
+              </a:graphicData>
+            </a:graphic>
+          </wp:inline>
+        </w:drawing>
+      </w:r>
+    </w:p>
+    <w:p>
+      <w:pPr>
+        <w:bidi/>
+        <w:jc w:val="center"/>
+      </w:pPr>
+      <w:r>
+        <w:rPr>
+          <w:i/>
+          <w:sz w:val="18"/>
+        </w:rPr>
+        <w:t>היסטוגרמת רמות הביטחון על המשתמשים הלא-מתויגים (שלב 7).</w:t>
+      </w:r>
+    </w:p>
+    <w:p>
+      <w:pPr>
+        <w:bidi/>
+      </w:pPr>
+      <w:r>
+        <w:t>דו"ח תיוג נוסף - שתי קבוצות ההסתברות (שלב 7): 40 משתמשים שתויגו ידנית, 20 מכל קבוצה.</w:t>
+      </w:r>
+    </w:p>
+    <w:tbl>
+      <w:tblPr>
+        <w:tblStyle w:val="TableGrid"/>
+        <w:tblW w:type="auto" w:w="0"/>
+        <w:tblLook w:firstColumn="1" w:firstRow="1" w:lastColumn="0" w:lastRow="0" w:noHBand="0" w:noVBand="1" w:val="04A0"/>
+      </w:tblPr>
+      <w:tblGrid>
+        <w:gridCol w:w="1440"/>
+        <w:gridCol w:w="1440"/>
+        <w:gridCol w:w="1440"/>
+        <w:gridCol w:w="1440"/>
+        <w:gridCol w:w="1440"/>
+        <w:gridCol w:w="1440"/>
+      </w:tblGrid>
+      <w:tr>
+        <w:tc>
+          <w:tcPr>
+            <w:tcW w:type="dxa" w:w="1440"/>
+          </w:tcPr>
+          <w:p>
+            <w:r>
+              <w:t>קבוצת הסתברות</w:t>
+            </w:r>
+          </w:p>
+        </w:tc>
+        <w:tc>
+          <w:tcPr>
+            <w:tcW w:type="dxa" w:w="1440"/>
+          </w:tcPr>
+          <w:p>
+            <w:r>
+              <w:t>n</w:t>
+            </w:r>
+          </w:p>
+        </w:tc>
+        <w:tc>
+          <w:tcPr>
+            <w:tcW w:type="dxa" w:w="1440"/>
+          </w:tcPr>
+          <w:p>
+            <w:r>
+              <w:t>target (1)</w:t>
+            </w:r>
+          </w:p>
+        </w:tc>
+        <w:tc>
+          <w:tcPr>
+            <w:tcW w:type="dxa" w:w="1440"/>
+          </w:tcPr>
+          <w:p>
+            <w:r>
+              <w:t>non-target (0)</w:t>
+            </w:r>
+          </w:p>
+        </w:tc>
+        <w:tc>
+          <w:tcPr>
+            <w:tcW w:type="dxa" w:w="1440"/>
+          </w:tcPr>
+          <w:p>
+            <w:r>
+              <w:t>unknown (2)</w:t>
+            </w:r>
+          </w:p>
+        </w:tc>
+        <w:tc>
+          <w:tcPr>
+            <w:tcW w:type="dxa" w:w="1440"/>
+          </w:tcPr>
+          <w:p>
+            <w:r>
+              <w:t>אחוז הסכמה למודל</w:t>
+            </w:r>
+          </w:p>
+        </w:tc>
+      </w:tr>
+      <w:tr>
+        <w:tc>
+          <w:tcPr>
+            <w:tcW w:type="dxa" w:w="1440"/>
+          </w:tcPr>
+          <w:p>
+            <w:r>
+              <w:t>אי-ודאות [0.45-0.55]</w:t>
+            </w:r>
+          </w:p>
+        </w:tc>
+        <w:tc>
+          <w:tcPr>
+            <w:tcW w:type="dxa" w:w="1440"/>
+          </w:tcPr>
+          <w:p>
+            <w:r>
+              <w:t>20</w:t>
+            </w:r>
+          </w:p>
+        </w:tc>
+        <w:tc>
+          <w:tcPr>
+            <w:tcW w:type="dxa" w:w="1440"/>
+          </w:tcPr>
+          <w:p>
+            <w:r>
+              <w:t>7</w:t>
+            </w:r>
+          </w:p>
+        </w:tc>
+        <w:tc>
+          <w:tcPr>
+            <w:tcW w:type="dxa" w:w="1440"/>
+          </w:tcPr>
+          <w:p>
+            <w:r>
+              <w:t>5</w:t>
+            </w:r>
+          </w:p>
+        </w:tc>
+        <w:tc>
+          <w:tcPr>
+            <w:tcW w:type="dxa" w:w="1440"/>
+          </w:tcPr>
+          <w:p>
+            <w:r>
+              <w:t>8</w:t>
+            </w:r>
+          </w:p>
+        </w:tc>
+        <w:tc>
+          <w:tcPr>
+            <w:tcW w:type="dxa" w:w="1440"/>
+          </w:tcPr>
+          <w:p>
+            <w:r>
+              <w:t>55%</w:t>
+            </w:r>
+          </w:p>
+        </w:tc>
+      </w:tr>
+      <w:tr>
+        <w:tc>
+          <w:tcPr>
+            <w:tcW w:type="dxa" w:w="1440"/>
+          </w:tcPr>
+          <w:p>
+            <w:r>
+              <w:t>ביטחון גבוה [0.85-0.95]</w:t>
+            </w:r>
+          </w:p>
+        </w:tc>
+        <w:tc>
+          <w:tcPr>
+            <w:tcW w:type="dxa" w:w="1440"/>
+          </w:tcPr>
+          <w:p>
+            <w:r>
+              <w:t>20</w:t>
+            </w:r>
+          </w:p>
+        </w:tc>
+        <w:tc>
+          <w:tcPr>
+            <w:tcW w:type="dxa" w:w="1440"/>
+          </w:tcPr>
+          <w:p>
+            <w:r>
+              <w:t>6</w:t>
+            </w:r>
+          </w:p>
+        </w:tc>
+        <w:tc>
+          <w:tcPr>
+            <w:tcW w:type="dxa" w:w="1440"/>
+          </w:tcPr>
+          <w:p>
+            <w:r>
+              <w:t>12</w:t>
+            </w:r>
+          </w:p>
+        </w:tc>
+        <w:tc>
+          <w:tcPr>
+            <w:tcW w:type="dxa" w:w="1440"/>
+          </w:tcPr>
+          <w:p>
+            <w:r>
+              <w:t>2</w:t>
+            </w:r>
+          </w:p>
+        </w:tc>
+        <w:tc>
+          <w:tcPr>
+            <w:tcW w:type="dxa" w:w="1440"/>
+          </w:tcPr>
+          <w:p>
+            <w:r>
+              <w:t>90%</w:t>
+            </w:r>
+          </w:p>
+        </w:tc>
+      </w:tr>
+    </w:tbl>
+    <w:p>
+      <w:pPr>
+        <w:bidi/>
+      </w:pPr>
+      <w:r>
+        <w:rPr>
+          <w:sz w:val="22"/>
+        </w:rPr>
+        <w:t>ההסכמה בין התיוג הידני לתחזית המודל עולה מ-55% בקבוצת אי-הוודאות ל-90% בקבוצת הביטחון הגבוה. כלומר רמת הביטחון של המודל מכוילת: כשהוא בטוח הוא צודק ברוב המכריע, וכשהוא לא בטוח אי-הוודאות אמיתית (40% מקרב הלא-ודאיים סומנו unknown גם בידי מתייג אנושי). ממצא זה מאשש את החלטת העצירה - תיוג נוסף באזור אי-הוודאות אינו צפוי לשפר את המודל.</w:t>
+      </w:r>
+    </w:p>
+    <w:p>
+      <w:pPr>
         <w:pStyle w:val="Heading2"/>
         <w:bidi/>
         <w:jc w:val="right"/>
@@ -4135,7 +5268,7 @@
         <w:rPr>
           <w:sz w:val="22"/>
         </w:rPr>
-        <w:t>בחירת הסף 0.8: בסף 0.9 אף משתמש אינו עובר (0 משתמשים) — מחמיר מדי; בסף 0.7 נכנסים 238 משתמשים אך הדיוק מדולל במקרים גבוליים; סף 0.8 מזהה 173 משתמשים תוך שמירה על Hit Rate של כ-90%, ולכן נבחר כאיזון הטוב ביותר בין כיסוי לדיוק.</w:t>
+        <w:t>בחירת הסף 0.8: בסף 0.9 אף משתמש אינו עובר (0 משתמשים) והוא מחמיר מדי; בסף 0.7 נכנסים 238 משתמשים אך הדיוק מדולל במקרים גבוליים; סף 0.8 מזהה 173 משתמשים תוך שמירה על Hit Rate של כ-90%, ולכן נבחר כאיזון הטוב ביותר בין כיסוי לדיוק.</w:t>
       </w:r>
     </w:p>
     <w:tbl>
@@ -5363,6 +6496,30 @@
     </w:tbl>
     <w:p>
       <w:pPr>
+        <w:bidi/>
+      </w:pPr>
+      <w:r>
+        <w:t>הערה על ה-AUC של ה-LLM: מכיוון שהמודל מחזיר תווית קשיחה בכל הרצה, ה-AUC חושב משיעור ההצבעה למחלקת target על פני 10 ההרצות (fraction of runs), המשמש כ-P(target) לכל משתמש. כך הדירוג מוגדר, וזה בדיוק מה שחושף שה-LLM מדרג היטב אך מסרב להכריע.</w:t>
+      </w:r>
+    </w:p>
+    <w:p>
+      <w:pPr>
+        <w:bidi/>
+      </w:pPr>
+      <w:r>
+        <w:t>מודל השפה שבו נעשה שימוש הוא Claude Opus (מודל חזית), המותר לפי הנחיית ה-PDF 'ChatGPT-5.2 או מודל גבוה יותר'. ההרצות בוצעו ב-16 ביולי 2026, 10 הרצות עיוורות והכרעת רוב.</w:t>
+      </w:r>
+    </w:p>
+    <w:p>
+      <w:pPr>
+        <w:bidi/>
+      </w:pPr>
+      <w:r>
+        <w:t>היקף ההשוואה: n=19 משתמשי hold-out ודאיים בלבד, ולכן רווח הסמך ל-AUC רחב (בקירוב 0.75-0.99). ההשוואה המשמעותית היא הפער בין Accuracy ל-AUC, ולא הערך המוחלט.</w:t>
+      </w:r>
+    </w:p>
+    <w:p>
+      <w:pPr>
         <w:pStyle w:val="Heading2"/>
         <w:bidi/>
         <w:jc w:val="right"/>
@@ -5477,9 +6634,6 @@
         <w:pStyle w:val="Heading1"/>
         <w:bidi/>
         <w:jc w:val="right"/>
-        <w:pBdr>
-          <w:bottom w:val="single" w:sz="10" w:space="4" w:color="0F4C5C"/>
-        </w:pBdr>
       </w:pPr>
       <w:r>
         <w:rPr>

--- a/Iran_POI/Report/Iran_POI_Report.docx
+++ b/Iran_POI/Report/Iran_POI_Report.docx
@@ -652,6 +652,14 @@
           <w:rtl/>
         </w:rPr>
         <w:t>אומנו שישה מסווגים: Logistic Regression, Decision Tree, Random Forest, SVM, XGBoost, AdaBoost. כל מסווג הורץ בשתי שיטות ולידציה (K-Fold עם K=5 ו-LOOCV), בשתי גרסאות איזון (balanced / unbalanced), ובשני מיסגורים (2 מחלקות ללא unknown, ו-3 מחלקות). כל ניסוי תועד בקובץ תוצאות מסודר עם המדדים Accuracy, Precision, Recall, F1 ו-ROC-AUC</w:t>
+      </w:r>
+    </w:p>
+    <w:p>
+      <w:pPr>
+        <w:bidi/>
+      </w:pPr>
+      <w:r>
+        <w:t>בחירת המודל המנצח בכל איטרציה נעשתה לפי ה-AUC הגבוה ביותר מבין ניסויי K-Fold+balanced בלבד. הרצות LOOCV בוצעו ותועדו כנדרש, אך הוחרגו מבחירת המנצח: בהיעדר הסתברויות רציפות ברמת ה-fold הן מייצרות AUC מנוון (עד ~1.0), ובחירה לפיהן הייתה מטעה.</w:t>
       </w:r>
     </w:p>
     <w:p>
@@ -4050,6 +4058,18 @@
     </w:tbl>
     <w:p>
       <w:pPr>
+        <w:bidi/>
+      </w:pPr>
+      <w:r>
+        <w:rPr>
+          <w:i/>
+          <w:sz w:val="18"/>
+        </w:rPr>
+        <w:t>בטבלה זו עמודת ה-Acc היא ה-accuracy המרבי העצמאי, ולא בהכרח של מודל ה-max-AUC - הקונבנציה שונה מיתר הטבלאות, ונועדה להראות שההעשרה מרימה את שני המדדים בנפרד.</w:t>
+      </w:r>
+    </w:p>
+    <w:p>
+      <w:pPr>
         <w:jc w:val="center"/>
       </w:pPr>
       <w:r>
@@ -4117,7 +4137,7 @@
           <w:sz w:val="22"/>
           <w:rtl/>
         </w:rPr>
-        <w:t>החלטת העצירה: השינוי ב-Accuracy היה -0.0070 וב-AUC -0.0052 - מתחת לסף 0.005. לכן התהליך נעצר (stop_recommended = True): המודל הגיע לרוויה</w:t>
+        <w:t>העצירה נשענה על שלושה סימנים: (א) ה-AUC של המודל המנצח על target_population ירד ב-0.0051 בין איטרציה 6 ל-7; (ב) ה-accuracy של אותו מודל נותר שטוח (+0.0009), הרבה מתחת לסף 0.5%, כלומר אינו שיפור מדיד; (ג) תיוג ידני של 20 משתמשים באזור אי-הוודאות הראה שב-40% מהם גם מתייג אנושי סימן unknown, כלומר אי-הוודאות אמיתית, ותיוג נוסף באזור זה אינו צפוי לשפר את המודל.</w:t>
       </w:r>
     </w:p>
     <w:p>
@@ -4516,6 +4536,18 @@
         </w:tc>
       </w:tr>
     </w:tbl>
+    <w:p>
+      <w:pPr>
+        <w:bidi/>
+      </w:pPr>
+      <w:r>
+        <w:rPr>
+          <w:i/>
+          <w:sz w:val="18"/>
+        </w:rPr>
+        <w:t>ה-mean_AUC נמוך יחסית כי הוא ממצע גם ריצות LOOCV (המייצרות AUC מנוון) וריצות 3-מחלקות והמשימה המנוונת locals_vs_diaspora; המדד הקובע להחלטת העצירה הוא ה-AUC של המודל המנצח על target_population.</w:t>
+      </w:r>
+    </w:p>
     <w:p>
       <w:pPr>
         <w:jc w:val="center"/>

--- a/Iran_POI/Report/Iran_POI_Report.docx
+++ b/Iran_POI/Report/Iran_POI_Report.docx
@@ -6547,7 +6547,7 @@
         <w:bidi/>
       </w:pPr>
       <w:r>
-        <w:t>היקף ההשוואה: n=19 משתמשי hold-out ודאיים בלבד, ולכן רווח הסמך ל-AUC רחב (בקירוב 0.75-0.99). ההשוואה המשמעותית היא הפער בין Accuracy ל-AUC, ולא הערך המוחלט.</w:t>
+        <w:t>היקף ההשוואה: n=19 משתמשי hold-out ודאיים בלבד (15 non-target, 4 target). Recall ו-Precision הם macro, כלומר ממוצע על שתי המחלקות, ועם 4 חיוביים בלבד המדדים גסים; רווח הסמך ל-AUC רחב (בקירוב 0.75-0.99), ולכן ההשוואה המשמעותית היא הפער בין Accuracy ל-AUC ולא הערך המוחלט.</w:t>
       </w:r>
     </w:p>
     <w:p>
